--- a/bi-biz/src/main/resources/word.biz/桥梁结构桥梁技术状况检测记录表.docx
+++ b/bi-biz/src/main/resources/word.biz/桥梁结构桥梁技术状况检测记录表.docx
@@ -4,117 +4,10 @@
   <w:body>
     <w:p>
       <w:pPr>
-        <w:widowControl w:val="0"/>
-        <w:kinsoku/>
-        <w:wordWrap w:val="0"/>
-        <w:autoSpaceDE/>
-        <w:autoSpaceDN/>
-        <w:adjustRightInd/>
-        <w:snapToGrid/>
-        <w:spacing w:line="240" w:lineRule="auto"/>
-        <w:jc w:val="right"/>
-        <w:textAlignment w:val="auto"/>
-        <w:rPr>
-          <w:rFonts w:hint="eastAsia" w:ascii="Times New Roman" w:hAnsi="Times New Roman" w:eastAsia="宋体" w:cs="Times New Roman"/>
-          <w:snapToGrid/>
-          <w:kern w:val="2"/>
-          <w:sz w:val="18"/>
-          <w:szCs w:val="18"/>
-          <w:lang w:eastAsia="zh-CN"/>
-        </w:rPr>
-      </w:pPr>
-      <w:r>
-        <w:rPr>
-          <w:rFonts w:hint="eastAsia" w:ascii="Times New Roman" w:hAnsi="Times New Roman" w:eastAsia="宋体" w:cs="Times New Roman"/>
-          <w:snapToGrid/>
-          <w:kern w:val="2"/>
-          <w:sz w:val="18"/>
-          <w:szCs w:val="18"/>
-          <w:lang w:eastAsia="zh-CN"/>
-        </w:rPr>
-        <w:t>第</w:t>
-      </w:r>
-      <w:r>
-        <w:rPr>
-          <w:rFonts w:hint="eastAsia" w:ascii="Times New Roman" w:hAnsi="Times New Roman" w:eastAsia="宋体" w:cs="Times New Roman"/>
-          <w:snapToGrid/>
-          <w:kern w:val="2"/>
-          <w:sz w:val="18"/>
-          <w:szCs w:val="18"/>
-          <w:lang w:eastAsia="zh-CN"/>
-        </w:rPr>
-        <w:t xml:space="preserve">  </w:t>
-      </w:r>
-      <w:r>
-        <w:rPr>
-          <w:rFonts w:hint="eastAsia" w:ascii="Times New Roman" w:hAnsi="Times New Roman" w:eastAsia="宋体" w:cs="Times New Roman"/>
-          <w:snapToGrid/>
-          <w:kern w:val="2"/>
-          <w:sz w:val="18"/>
-          <w:szCs w:val="18"/>
-          <w:lang w:eastAsia="zh-CN"/>
-        </w:rPr>
-        <w:t>页</w:t>
-      </w:r>
-      <w:r>
-        <w:rPr>
-          <w:rFonts w:hint="eastAsia" w:ascii="Times New Roman" w:hAnsi="Times New Roman" w:eastAsia="宋体" w:cs="Times New Roman"/>
-          <w:snapToGrid/>
-          <w:kern w:val="2"/>
-          <w:sz w:val="18"/>
-          <w:szCs w:val="18"/>
-          <w:lang w:eastAsia="zh-CN"/>
-        </w:rPr>
-        <w:t xml:space="preserve"> </w:t>
-      </w:r>
-      <w:r>
-        <w:rPr>
-          <w:rFonts w:hint="eastAsia" w:ascii="Times New Roman" w:hAnsi="Times New Roman" w:eastAsia="宋体" w:cs="Times New Roman"/>
-          <w:snapToGrid/>
-          <w:kern w:val="2"/>
-          <w:sz w:val="18"/>
-          <w:szCs w:val="18"/>
-          <w:lang w:eastAsia="zh-CN"/>
-        </w:rPr>
-        <w:t>共</w:t>
-      </w:r>
-      <w:r>
-        <w:rPr>
-          <w:rFonts w:hint="eastAsia" w:ascii="Times New Roman" w:hAnsi="Times New Roman" w:eastAsia="宋体" w:cs="Times New Roman"/>
-          <w:snapToGrid/>
-          <w:kern w:val="2"/>
-          <w:sz w:val="18"/>
-          <w:szCs w:val="18"/>
-          <w:lang w:eastAsia="zh-CN"/>
-        </w:rPr>
-        <w:t xml:space="preserve">  </w:t>
-      </w:r>
-      <w:r>
-        <w:rPr>
-          <w:rFonts w:hint="eastAsia" w:ascii="Times New Roman" w:hAnsi="Times New Roman" w:eastAsia="宋体" w:cs="Times New Roman"/>
-          <w:snapToGrid/>
-          <w:kern w:val="2"/>
-          <w:sz w:val="18"/>
-          <w:szCs w:val="18"/>
-          <w:lang w:eastAsia="zh-CN"/>
-        </w:rPr>
-        <w:t>页</w:t>
-      </w:r>
-    </w:p>
-    <w:p>
-      <w:pPr>
-        <w:spacing w:line="262" w:lineRule="auto"/>
-        <w:rPr>
-          <w:rFonts w:ascii="Arial"/>
-          <w:sz w:val="21"/>
-        </w:rPr>
-      </w:pPr>
-    </w:p>
-    <w:p>
-      <w:pPr>
         <w:pStyle w:val="2"/>
         <w:spacing w:before="101" w:line="225" w:lineRule="auto"/>
-        <w:ind w:left="2285"/>
+        <w:ind w:left="0" w:right="0" w:firstLine="0"/>
+        <w:jc w:val="center"/>
         <w:outlineLvl w:val="0"/>
         <w:rPr>
           <w:rFonts w:ascii="宋体" w:hAnsi="宋体" w:eastAsia="宋体" w:cs="Times New Roman"/>
@@ -127,12 +20,18 @@
       </w:pPr>
       <w:r>
         <w:rPr>
-          <w:rFonts w:hint="eastAsia" w:ascii="宋体" w:hAnsi="宋体" w:eastAsia="宋体" w:cs="Times New Roman"/>
+          <w:rFonts w:hint="eastAsia" w:ascii="Times New Roman" w:hAnsi="Times New Roman" w:eastAsia="宋体" w:cs="Times New Roman"/>
           <w:b/>
+          <w:i w:val="0"/>
+          <w:strike w:val="0"/>
+          <w:dstrike w:val="0"/>
           <w:snapToGrid/>
+          <w:vanish w:val="0"/>
+          <w:color w:val="000000"/>
           <w:kern w:val="2"/>
-          <w:sz w:val="32"/>
-          <w:szCs w:val="32"/>
+          <w:sz w:val="28"/>
+          <w:szCs w:val="28"/>
+          <w:u w:val="none"/>
           <w:lang w:val="en-US" w:eastAsia="zh-CN" w:bidi="ar-SA"/>
         </w:rPr>
         <w:t xml:space="preserve">桥梁结构桥梁技术状况检测记录表 </w:t>
@@ -147,11 +46,18 @@
       </w:r>
       <w:r>
         <w:rPr>
-          <w:rFonts w:ascii="宋体" w:hAnsi="宋体" w:eastAsia="宋体" w:cs="Times New Roman"/>
+          <w:rFonts w:ascii="Times New Roman" w:hAnsi="Times New Roman" w:eastAsia="宋体" w:cs="Times New Roman"/>
+          <w:b w:val="0"/>
+          <w:i w:val="0"/>
+          <w:strike w:val="0"/>
+          <w:dstrike w:val="0"/>
           <w:snapToGrid/>
+          <w:vanish w:val="0"/>
+          <w:color w:val="000000"/>
           <w:kern w:val="2"/>
-          <w:sz w:val="20"/>
-          <w:szCs w:val="20"/>
+          <w:sz w:val="21"/>
+          <w:szCs w:val="21"/>
+          <w:u w:val="none"/>
           <w:lang w:val="en-US" w:eastAsia="zh-CN" w:bidi="ar-SA"/>
         </w:rPr>
         <w:t>JGLP05017</w:t>
@@ -201,7 +107,7 @@
     </w:p>
     <w:tbl>
       <w:tblPr>
-        <w:tblStyle w:val="5"/>
+        <w:tblStyle w:val="7"/>
         <w:tblW w:w="9503" w:type="dxa"/>
         <w:tblInd w:w="2" w:type="dxa"/>
         <w:tblBorders>
@@ -240,12 +146,6 @@
             <w:insideH w:val="single" w:color="000000" w:sz="2" w:space="0"/>
             <w:insideV w:val="single" w:color="000000" w:sz="2" w:space="0"/>
           </w:tblBorders>
-          <w:tblCellMar>
-            <w:top w:w="0" w:type="dxa"/>
-            <w:left w:w="0" w:type="dxa"/>
-            <w:bottom w:w="0" w:type="dxa"/>
-            <w:right w:w="0" w:type="dxa"/>
-          </w:tblCellMar>
         </w:tblPrEx>
         <w:trPr>
           <w:trHeight w:val="518" w:hRule="atLeast"/>
@@ -291,7 +191,7 @@
           </w:tcPr>
           <w:p>
             <w:pPr>
-              <w:pStyle w:val="6"/>
+              <w:pStyle w:val="8"/>
               <w:rPr>
                 <w:rFonts w:hint="eastAsia" w:ascii="Times New Roman" w:hAnsi="Times New Roman" w:eastAsia="宋体" w:cs="Times New Roman"/>
                 <w:bCs/>
@@ -366,7 +266,7 @@
           </w:tcPr>
           <w:p>
             <w:pPr>
-              <w:pStyle w:val="6"/>
+              <w:pStyle w:val="8"/>
               <w:rPr>
                 <w:rFonts w:hint="eastAsia" w:ascii="Times New Roman" w:hAnsi="Times New Roman" w:eastAsia="宋体" w:cs="Times New Roman"/>
                 <w:bCs/>
@@ -441,7 +341,7 @@
           </w:tcPr>
           <w:p>
             <w:pPr>
-              <w:pStyle w:val="6"/>
+              <w:pStyle w:val="8"/>
               <w:rPr>
                 <w:rFonts w:hint="eastAsia" w:ascii="Times New Roman" w:hAnsi="Times New Roman" w:eastAsia="宋体" w:cs="Times New Roman"/>
                 <w:bCs/>
@@ -516,7 +416,7 @@
           </w:tcPr>
           <w:p>
             <w:pPr>
-              <w:pStyle w:val="6"/>
+              <w:pStyle w:val="8"/>
               <w:rPr>
                 <w:rFonts w:hint="eastAsia" w:ascii="Times New Roman" w:hAnsi="Times New Roman" w:eastAsia="宋体" w:cs="Times New Roman"/>
                 <w:bCs/>
@@ -570,7 +470,7 @@
           </w:tcPr>
           <w:p>
             <w:pPr>
-              <w:pStyle w:val="6"/>
+              <w:pStyle w:val="8"/>
               <w:rPr>
                 <w:rFonts w:hint="eastAsia" w:ascii="Times New Roman" w:hAnsi="Times New Roman" w:eastAsia="宋体" w:cs="Times New Roman"/>
                 <w:bCs/>
@@ -800,7 +700,7 @@
           </w:tcPr>
           <w:p>
             <w:pPr>
-              <w:pStyle w:val="6"/>
+              <w:pStyle w:val="8"/>
               <w:rPr>
                 <w:rFonts w:hint="eastAsia" w:ascii="Times New Roman" w:hAnsi="Times New Roman" w:eastAsia="宋体" w:cs="Times New Roman"/>
                 <w:bCs/>
@@ -845,7 +745,7 @@
           </w:tcPr>
           <w:p>
             <w:pPr>
-              <w:pStyle w:val="6"/>
+              <w:pStyle w:val="8"/>
               <w:spacing w:line="438" w:lineRule="auto"/>
               <w:rPr>
                 <w:rFonts w:hint="eastAsia" w:ascii="Times New Roman" w:hAnsi="Times New Roman" w:eastAsia="宋体" w:cs="Times New Roman"/>
@@ -897,7 +797,7 @@
           </w:tcPr>
           <w:p>
             <w:pPr>
-              <w:pStyle w:val="6"/>
+              <w:pStyle w:val="8"/>
               <w:spacing w:line="284" w:lineRule="auto"/>
               <w:rPr>
                 <w:rFonts w:hint="eastAsia" w:ascii="Times New Roman" w:hAnsi="Times New Roman" w:eastAsia="宋体" w:cs="Times New Roman"/>
@@ -1159,7 +1059,7 @@
           </w:tcPr>
           <w:p>
             <w:pPr>
-              <w:pStyle w:val="6"/>
+              <w:pStyle w:val="8"/>
               <w:rPr>
                 <w:rFonts w:hint="eastAsia" w:ascii="Times New Roman" w:hAnsi="Times New Roman" w:eastAsia="宋体" w:cs="Times New Roman"/>
                 <w:bCs/>
@@ -1183,7 +1083,7 @@
           </w:tcPr>
           <w:p>
             <w:pPr>
-              <w:pStyle w:val="6"/>
+              <w:pStyle w:val="8"/>
               <w:rPr>
                 <w:rFonts w:hint="eastAsia" w:ascii="Times New Roman" w:hAnsi="Times New Roman" w:eastAsia="宋体" w:cs="Times New Roman"/>
                 <w:bCs/>
@@ -1328,7 +1228,7 @@
           </w:tcPr>
           <w:p>
             <w:pPr>
-              <w:pStyle w:val="6"/>
+              <w:pStyle w:val="8"/>
               <w:rPr>
                 <w:rFonts w:hint="eastAsia" w:ascii="Times New Roman" w:hAnsi="Times New Roman" w:eastAsia="宋体" w:cs="Times New Roman"/>
                 <w:bCs/>
@@ -1352,7 +1252,7 @@
           </w:tcPr>
           <w:p>
             <w:pPr>
-              <w:pStyle w:val="6"/>
+              <w:pStyle w:val="8"/>
               <w:rPr>
                 <w:rFonts w:hint="eastAsia" w:ascii="Times New Roman" w:hAnsi="Times New Roman" w:eastAsia="宋体" w:cs="Times New Roman"/>
                 <w:bCs/>
@@ -1393,7 +1293,7 @@
           </w:tcPr>
           <w:p>
             <w:pPr>
-              <w:pStyle w:val="6"/>
+              <w:pStyle w:val="8"/>
               <w:rPr>
                 <w:rFonts w:hint="eastAsia" w:ascii="Times New Roman" w:hAnsi="Times New Roman" w:eastAsia="宋体" w:cs="Times New Roman"/>
                 <w:bCs/>
@@ -1413,7 +1313,7 @@
           </w:tcPr>
           <w:p>
             <w:pPr>
-              <w:pStyle w:val="6"/>
+              <w:pStyle w:val="8"/>
               <w:rPr>
                 <w:rFonts w:hint="eastAsia" w:ascii="Times New Roman" w:hAnsi="Times New Roman" w:eastAsia="宋体" w:cs="Times New Roman"/>
                 <w:bCs/>
@@ -1433,7 +1333,7 @@
           </w:tcPr>
           <w:p>
             <w:pPr>
-              <w:pStyle w:val="6"/>
+              <w:pStyle w:val="8"/>
               <w:rPr>
                 <w:rFonts w:hint="eastAsia" w:ascii="Times New Roman" w:hAnsi="Times New Roman" w:eastAsia="宋体" w:cs="Times New Roman"/>
                 <w:bCs/>
@@ -1454,7 +1354,7 @@
           </w:tcPr>
           <w:p>
             <w:pPr>
-              <w:pStyle w:val="6"/>
+              <w:pStyle w:val="8"/>
               <w:rPr>
                 <w:rFonts w:hint="eastAsia" w:ascii="Times New Roman" w:hAnsi="Times New Roman" w:eastAsia="宋体" w:cs="Times New Roman"/>
                 <w:bCs/>
@@ -1474,7 +1374,7 @@
           </w:tcPr>
           <w:p>
             <w:pPr>
-              <w:pStyle w:val="6"/>
+              <w:pStyle w:val="8"/>
               <w:rPr>
                 <w:rFonts w:hint="eastAsia" w:ascii="Times New Roman" w:hAnsi="Times New Roman" w:eastAsia="宋体" w:cs="Times New Roman"/>
                 <w:bCs/>
@@ -1494,7 +1394,7 @@
           </w:tcPr>
           <w:p>
             <w:pPr>
-              <w:pStyle w:val="6"/>
+              <w:pStyle w:val="8"/>
               <w:rPr>
                 <w:rFonts w:hint="eastAsia" w:ascii="Times New Roman" w:hAnsi="Times New Roman" w:eastAsia="宋体" w:cs="Times New Roman"/>
                 <w:bCs/>
@@ -1535,7 +1435,7 @@
           </w:tcPr>
           <w:p>
             <w:pPr>
-              <w:pStyle w:val="6"/>
+              <w:pStyle w:val="8"/>
               <w:rPr>
                 <w:rFonts w:hint="eastAsia" w:ascii="Times New Roman" w:hAnsi="Times New Roman" w:eastAsia="宋体" w:cs="Times New Roman"/>
                 <w:bCs/>
@@ -1555,7 +1455,7 @@
           </w:tcPr>
           <w:p>
             <w:pPr>
-              <w:pStyle w:val="6"/>
+              <w:pStyle w:val="8"/>
               <w:rPr>
                 <w:rFonts w:hint="eastAsia" w:ascii="Times New Roman" w:hAnsi="Times New Roman" w:eastAsia="宋体" w:cs="Times New Roman"/>
                 <w:bCs/>
@@ -1575,7 +1475,7 @@
           </w:tcPr>
           <w:p>
             <w:pPr>
-              <w:pStyle w:val="6"/>
+              <w:pStyle w:val="8"/>
               <w:rPr>
                 <w:rFonts w:hint="eastAsia" w:ascii="Times New Roman" w:hAnsi="Times New Roman" w:eastAsia="宋体" w:cs="Times New Roman"/>
                 <w:bCs/>
@@ -1596,7 +1496,7 @@
           </w:tcPr>
           <w:p>
             <w:pPr>
-              <w:pStyle w:val="6"/>
+              <w:pStyle w:val="8"/>
               <w:rPr>
                 <w:rFonts w:hint="eastAsia" w:ascii="Times New Roman" w:hAnsi="Times New Roman" w:eastAsia="宋体" w:cs="Times New Roman"/>
                 <w:bCs/>
@@ -1616,7 +1516,7 @@
           </w:tcPr>
           <w:p>
             <w:pPr>
-              <w:pStyle w:val="6"/>
+              <w:pStyle w:val="8"/>
               <w:rPr>
                 <w:rFonts w:hint="eastAsia" w:ascii="Times New Roman" w:hAnsi="Times New Roman" w:eastAsia="宋体" w:cs="Times New Roman"/>
                 <w:bCs/>
@@ -1636,7 +1536,7 @@
           </w:tcPr>
           <w:p>
             <w:pPr>
-              <w:pStyle w:val="6"/>
+              <w:pStyle w:val="8"/>
               <w:rPr>
                 <w:rFonts w:hint="eastAsia" w:ascii="Times New Roman" w:hAnsi="Times New Roman" w:eastAsia="宋体" w:cs="Times New Roman"/>
                 <w:bCs/>
@@ -1677,7 +1577,7 @@
           </w:tcPr>
           <w:p>
             <w:pPr>
-              <w:pStyle w:val="6"/>
+              <w:pStyle w:val="8"/>
               <w:rPr>
                 <w:rFonts w:hint="eastAsia" w:ascii="Times New Roman" w:hAnsi="Times New Roman" w:eastAsia="宋体" w:cs="Times New Roman"/>
                 <w:bCs/>
@@ -1697,7 +1597,7 @@
           </w:tcPr>
           <w:p>
             <w:pPr>
-              <w:pStyle w:val="6"/>
+              <w:pStyle w:val="8"/>
               <w:rPr>
                 <w:rFonts w:hint="eastAsia" w:ascii="Times New Roman" w:hAnsi="Times New Roman" w:eastAsia="宋体" w:cs="Times New Roman"/>
                 <w:bCs/>
@@ -1717,7 +1617,7 @@
           </w:tcPr>
           <w:p>
             <w:pPr>
-              <w:pStyle w:val="6"/>
+              <w:pStyle w:val="8"/>
               <w:rPr>
                 <w:rFonts w:hint="eastAsia" w:ascii="Times New Roman" w:hAnsi="Times New Roman" w:eastAsia="宋体" w:cs="Times New Roman"/>
                 <w:bCs/>
@@ -1738,7 +1638,7 @@
           </w:tcPr>
           <w:p>
             <w:pPr>
-              <w:pStyle w:val="6"/>
+              <w:pStyle w:val="8"/>
               <w:rPr>
                 <w:rFonts w:hint="eastAsia" w:ascii="Times New Roman" w:hAnsi="Times New Roman" w:eastAsia="宋体" w:cs="Times New Roman"/>
                 <w:bCs/>
@@ -1758,7 +1658,7 @@
           </w:tcPr>
           <w:p>
             <w:pPr>
-              <w:pStyle w:val="6"/>
+              <w:pStyle w:val="8"/>
               <w:rPr>
                 <w:rFonts w:hint="eastAsia" w:ascii="Times New Roman" w:hAnsi="Times New Roman" w:eastAsia="宋体" w:cs="Times New Roman"/>
                 <w:bCs/>
@@ -1778,7 +1678,7 @@
           </w:tcPr>
           <w:p>
             <w:pPr>
-              <w:pStyle w:val="6"/>
+              <w:pStyle w:val="8"/>
               <w:rPr>
                 <w:rFonts w:hint="eastAsia" w:ascii="Times New Roman" w:hAnsi="Times New Roman" w:eastAsia="宋体" w:cs="Times New Roman"/>
                 <w:bCs/>
@@ -1819,7 +1719,7 @@
           </w:tcPr>
           <w:p>
             <w:pPr>
-              <w:pStyle w:val="6"/>
+              <w:pStyle w:val="8"/>
               <w:rPr>
                 <w:rFonts w:hint="eastAsia" w:ascii="Times New Roman" w:hAnsi="Times New Roman" w:eastAsia="宋体" w:cs="Times New Roman"/>
                 <w:bCs/>
@@ -1839,7 +1739,7 @@
           </w:tcPr>
           <w:p>
             <w:pPr>
-              <w:pStyle w:val="6"/>
+              <w:pStyle w:val="8"/>
               <w:rPr>
                 <w:rFonts w:hint="eastAsia" w:ascii="Times New Roman" w:hAnsi="Times New Roman" w:eastAsia="宋体" w:cs="Times New Roman"/>
                 <w:bCs/>
@@ -1859,7 +1759,7 @@
           </w:tcPr>
           <w:p>
             <w:pPr>
-              <w:pStyle w:val="6"/>
+              <w:pStyle w:val="8"/>
               <w:rPr>
                 <w:rFonts w:hint="eastAsia" w:ascii="Times New Roman" w:hAnsi="Times New Roman" w:eastAsia="宋体" w:cs="Times New Roman"/>
                 <w:bCs/>
@@ -1880,7 +1780,7 @@
           </w:tcPr>
           <w:p>
             <w:pPr>
-              <w:pStyle w:val="6"/>
+              <w:pStyle w:val="8"/>
               <w:rPr>
                 <w:rFonts w:hint="eastAsia" w:ascii="Times New Roman" w:hAnsi="Times New Roman" w:eastAsia="宋体" w:cs="Times New Roman"/>
                 <w:bCs/>
@@ -1900,7 +1800,7 @@
           </w:tcPr>
           <w:p>
             <w:pPr>
-              <w:pStyle w:val="6"/>
+              <w:pStyle w:val="8"/>
               <w:rPr>
                 <w:rFonts w:hint="eastAsia" w:ascii="Times New Roman" w:hAnsi="Times New Roman" w:eastAsia="宋体" w:cs="Times New Roman"/>
                 <w:bCs/>
@@ -1920,7 +1820,7 @@
           </w:tcPr>
           <w:p>
             <w:pPr>
-              <w:pStyle w:val="6"/>
+              <w:pStyle w:val="8"/>
               <w:rPr>
                 <w:rFonts w:hint="eastAsia" w:ascii="Times New Roman" w:hAnsi="Times New Roman" w:eastAsia="宋体" w:cs="Times New Roman"/>
                 <w:bCs/>
@@ -1961,7 +1861,7 @@
           </w:tcPr>
           <w:p>
             <w:pPr>
-              <w:pStyle w:val="6"/>
+              <w:pStyle w:val="8"/>
               <w:rPr>
                 <w:rFonts w:hint="eastAsia" w:ascii="Times New Roman" w:hAnsi="Times New Roman" w:eastAsia="宋体" w:cs="Times New Roman"/>
                 <w:bCs/>
@@ -1981,7 +1881,7 @@
           </w:tcPr>
           <w:p>
             <w:pPr>
-              <w:pStyle w:val="6"/>
+              <w:pStyle w:val="8"/>
               <w:rPr>
                 <w:rFonts w:hint="eastAsia" w:ascii="Times New Roman" w:hAnsi="Times New Roman" w:eastAsia="宋体" w:cs="Times New Roman"/>
                 <w:bCs/>
@@ -2001,7 +1901,7 @@
           </w:tcPr>
           <w:p>
             <w:pPr>
-              <w:pStyle w:val="6"/>
+              <w:pStyle w:val="8"/>
               <w:rPr>
                 <w:rFonts w:hint="eastAsia" w:ascii="Times New Roman" w:hAnsi="Times New Roman" w:eastAsia="宋体" w:cs="Times New Roman"/>
                 <w:bCs/>
@@ -2022,7 +1922,7 @@
           </w:tcPr>
           <w:p>
             <w:pPr>
-              <w:pStyle w:val="6"/>
+              <w:pStyle w:val="8"/>
               <w:rPr>
                 <w:rFonts w:hint="eastAsia" w:ascii="Times New Roman" w:hAnsi="Times New Roman" w:eastAsia="宋体" w:cs="Times New Roman"/>
                 <w:bCs/>
@@ -2042,7 +1942,7 @@
           </w:tcPr>
           <w:p>
             <w:pPr>
-              <w:pStyle w:val="6"/>
+              <w:pStyle w:val="8"/>
               <w:rPr>
                 <w:rFonts w:hint="eastAsia" w:ascii="Times New Roman" w:hAnsi="Times New Roman" w:eastAsia="宋体" w:cs="Times New Roman"/>
                 <w:bCs/>
@@ -2062,7 +1962,7 @@
           </w:tcPr>
           <w:p>
             <w:pPr>
-              <w:pStyle w:val="6"/>
+              <w:pStyle w:val="8"/>
               <w:rPr>
                 <w:rFonts w:hint="eastAsia" w:ascii="Times New Roman" w:hAnsi="Times New Roman" w:eastAsia="宋体" w:cs="Times New Roman"/>
                 <w:bCs/>
@@ -2103,7 +2003,7 @@
           </w:tcPr>
           <w:p>
             <w:pPr>
-              <w:pStyle w:val="6"/>
+              <w:pStyle w:val="8"/>
               <w:rPr>
                 <w:rFonts w:hint="eastAsia" w:ascii="Times New Roman" w:hAnsi="Times New Roman" w:eastAsia="宋体" w:cs="Times New Roman"/>
                 <w:bCs/>
@@ -2123,7 +2023,7 @@
           </w:tcPr>
           <w:p>
             <w:pPr>
-              <w:pStyle w:val="6"/>
+              <w:pStyle w:val="8"/>
               <w:rPr>
                 <w:rFonts w:hint="eastAsia" w:ascii="Times New Roman" w:hAnsi="Times New Roman" w:eastAsia="宋体" w:cs="Times New Roman"/>
                 <w:bCs/>
@@ -2143,7 +2043,7 @@
           </w:tcPr>
           <w:p>
             <w:pPr>
-              <w:pStyle w:val="6"/>
+              <w:pStyle w:val="8"/>
               <w:rPr>
                 <w:rFonts w:hint="eastAsia" w:ascii="Times New Roman" w:hAnsi="Times New Roman" w:eastAsia="宋体" w:cs="Times New Roman"/>
                 <w:bCs/>
@@ -2164,7 +2064,7 @@
           </w:tcPr>
           <w:p>
             <w:pPr>
-              <w:pStyle w:val="6"/>
+              <w:pStyle w:val="8"/>
               <w:rPr>
                 <w:rFonts w:hint="eastAsia" w:ascii="Times New Roman" w:hAnsi="Times New Roman" w:eastAsia="宋体" w:cs="Times New Roman"/>
                 <w:bCs/>
@@ -2184,7 +2084,7 @@
           </w:tcPr>
           <w:p>
             <w:pPr>
-              <w:pStyle w:val="6"/>
+              <w:pStyle w:val="8"/>
               <w:rPr>
                 <w:rFonts w:hint="eastAsia" w:ascii="Times New Roman" w:hAnsi="Times New Roman" w:eastAsia="宋体" w:cs="Times New Roman"/>
                 <w:bCs/>
@@ -2204,7 +2104,7 @@
           </w:tcPr>
           <w:p>
             <w:pPr>
-              <w:pStyle w:val="6"/>
+              <w:pStyle w:val="8"/>
               <w:rPr>
                 <w:rFonts w:hint="eastAsia" w:ascii="Times New Roman" w:hAnsi="Times New Roman" w:eastAsia="宋体" w:cs="Times New Roman"/>
                 <w:bCs/>
@@ -2245,7 +2145,7 @@
           </w:tcPr>
           <w:p>
             <w:pPr>
-              <w:pStyle w:val="6"/>
+              <w:pStyle w:val="8"/>
               <w:rPr>
                 <w:rFonts w:hint="eastAsia" w:ascii="Times New Roman" w:hAnsi="Times New Roman" w:eastAsia="宋体" w:cs="Times New Roman"/>
                 <w:bCs/>
@@ -2265,7 +2165,7 @@
           </w:tcPr>
           <w:p>
             <w:pPr>
-              <w:pStyle w:val="6"/>
+              <w:pStyle w:val="8"/>
               <w:rPr>
                 <w:rFonts w:hint="eastAsia" w:ascii="Times New Roman" w:hAnsi="Times New Roman" w:eastAsia="宋体" w:cs="Times New Roman"/>
                 <w:bCs/>
@@ -2285,7 +2185,7 @@
           </w:tcPr>
           <w:p>
             <w:pPr>
-              <w:pStyle w:val="6"/>
+              <w:pStyle w:val="8"/>
               <w:rPr>
                 <w:rFonts w:hint="eastAsia" w:ascii="Times New Roman" w:hAnsi="Times New Roman" w:eastAsia="宋体" w:cs="Times New Roman"/>
                 <w:bCs/>
@@ -2306,7 +2206,7 @@
           </w:tcPr>
           <w:p>
             <w:pPr>
-              <w:pStyle w:val="6"/>
+              <w:pStyle w:val="8"/>
               <w:rPr>
                 <w:rFonts w:hint="eastAsia" w:ascii="Times New Roman" w:hAnsi="Times New Roman" w:eastAsia="宋体" w:cs="Times New Roman"/>
                 <w:bCs/>
@@ -2326,7 +2226,7 @@
           </w:tcPr>
           <w:p>
             <w:pPr>
-              <w:pStyle w:val="6"/>
+              <w:pStyle w:val="8"/>
               <w:rPr>
                 <w:rFonts w:hint="eastAsia" w:ascii="Times New Roman" w:hAnsi="Times New Roman" w:eastAsia="宋体" w:cs="Times New Roman"/>
                 <w:bCs/>
@@ -2346,7 +2246,427 @@
           </w:tcPr>
           <w:p>
             <w:pPr>
-              <w:pStyle w:val="6"/>
+              <w:pStyle w:val="8"/>
+              <w:rPr>
+                <w:rFonts w:hint="eastAsia" w:ascii="Times New Roman" w:hAnsi="Times New Roman" w:eastAsia="宋体" w:cs="Times New Roman"/>
+                <w:bCs/>
+                <w:snapToGrid/>
+                <w:kern w:val="2"/>
+                <w:sz w:val="20"/>
+                <w:szCs w:val="24"/>
+                <w:lang w:val="en-US" w:eastAsia="zh-CN" w:bidi="ar-SA"/>
+              </w:rPr>
+            </w:pPr>
+          </w:p>
+        </w:tc>
+      </w:tr>
+      <w:tr>
+        <w:tblPrEx>
+          <w:tblBorders>
+            <w:top w:val="single" w:color="000000" w:sz="2" w:space="0"/>
+            <w:left w:val="single" w:color="000000" w:sz="2" w:space="0"/>
+            <w:bottom w:val="single" w:color="000000" w:sz="2" w:space="0"/>
+            <w:right w:val="single" w:color="000000" w:sz="2" w:space="0"/>
+            <w:insideH w:val="single" w:color="000000" w:sz="2" w:space="0"/>
+            <w:insideV w:val="single" w:color="000000" w:sz="2" w:space="0"/>
+          </w:tblBorders>
+        </w:tblPrEx>
+        <w:trPr>
+          <w:trHeight w:val="513" w:hRule="atLeast"/>
+        </w:trPr>
+        <w:tc>
+          <w:tcPr>
+            <w:tcW w:w="1650" w:type="dxa"/>
+            <w:vAlign w:val="top"/>
+          </w:tcPr>
+          <w:p>
+            <w:pPr>
+              <w:pStyle w:val="8"/>
+              <w:rPr>
+                <w:rFonts w:hint="eastAsia" w:ascii="Times New Roman" w:hAnsi="Times New Roman" w:eastAsia="宋体" w:cs="Times New Roman"/>
+                <w:bCs/>
+                <w:snapToGrid/>
+                <w:kern w:val="2"/>
+                <w:sz w:val="20"/>
+                <w:szCs w:val="24"/>
+                <w:lang w:val="en-US" w:eastAsia="zh-CN" w:bidi="ar-SA"/>
+              </w:rPr>
+            </w:pPr>
+          </w:p>
+        </w:tc>
+        <w:tc>
+          <w:tcPr>
+            <w:tcW w:w="1130" w:type="dxa"/>
+            <w:vAlign w:val="top"/>
+          </w:tcPr>
+          <w:p>
+            <w:pPr>
+              <w:pStyle w:val="8"/>
+              <w:rPr>
+                <w:rFonts w:hint="eastAsia" w:ascii="Times New Roman" w:hAnsi="Times New Roman" w:eastAsia="宋体" w:cs="Times New Roman"/>
+                <w:bCs/>
+                <w:snapToGrid/>
+                <w:kern w:val="2"/>
+                <w:sz w:val="20"/>
+                <w:szCs w:val="24"/>
+                <w:lang w:val="en-US" w:eastAsia="zh-CN" w:bidi="ar-SA"/>
+              </w:rPr>
+            </w:pPr>
+          </w:p>
+        </w:tc>
+        <w:tc>
+          <w:tcPr>
+            <w:tcW w:w="707" w:type="dxa"/>
+            <w:vAlign w:val="top"/>
+          </w:tcPr>
+          <w:p>
+            <w:pPr>
+              <w:pStyle w:val="8"/>
+              <w:rPr>
+                <w:rFonts w:hint="eastAsia" w:ascii="Times New Roman" w:hAnsi="Times New Roman" w:eastAsia="宋体" w:cs="Times New Roman"/>
+                <w:bCs/>
+                <w:snapToGrid/>
+                <w:kern w:val="2"/>
+                <w:sz w:val="20"/>
+                <w:szCs w:val="24"/>
+                <w:lang w:val="en-US" w:eastAsia="zh-CN" w:bidi="ar-SA"/>
+              </w:rPr>
+            </w:pPr>
+          </w:p>
+        </w:tc>
+        <w:tc>
+          <w:tcPr>
+            <w:tcW w:w="3824" w:type="dxa"/>
+            <w:gridSpan w:val="3"/>
+            <w:vAlign w:val="top"/>
+          </w:tcPr>
+          <w:p>
+            <w:pPr>
+              <w:pStyle w:val="8"/>
+              <w:rPr>
+                <w:rFonts w:hint="eastAsia" w:ascii="Times New Roman" w:hAnsi="Times New Roman" w:eastAsia="宋体" w:cs="Times New Roman"/>
+                <w:bCs/>
+                <w:snapToGrid/>
+                <w:kern w:val="2"/>
+                <w:sz w:val="20"/>
+                <w:szCs w:val="24"/>
+                <w:lang w:val="en-US" w:eastAsia="zh-CN" w:bidi="ar-SA"/>
+              </w:rPr>
+            </w:pPr>
+          </w:p>
+        </w:tc>
+        <w:tc>
+          <w:tcPr>
+            <w:tcW w:w="844" w:type="dxa"/>
+            <w:vAlign w:val="top"/>
+          </w:tcPr>
+          <w:p>
+            <w:pPr>
+              <w:pStyle w:val="8"/>
+              <w:rPr>
+                <w:rFonts w:hint="eastAsia" w:ascii="Times New Roman" w:hAnsi="Times New Roman" w:eastAsia="宋体" w:cs="Times New Roman"/>
+                <w:bCs/>
+                <w:snapToGrid/>
+                <w:kern w:val="2"/>
+                <w:sz w:val="20"/>
+                <w:szCs w:val="24"/>
+                <w:lang w:val="en-US" w:eastAsia="zh-CN" w:bidi="ar-SA"/>
+              </w:rPr>
+            </w:pPr>
+          </w:p>
+        </w:tc>
+        <w:tc>
+          <w:tcPr>
+            <w:tcW w:w="1348" w:type="dxa"/>
+            <w:vAlign w:val="top"/>
+          </w:tcPr>
+          <w:p>
+            <w:pPr>
+              <w:pStyle w:val="8"/>
+              <w:rPr>
+                <w:rFonts w:hint="eastAsia" w:ascii="Times New Roman" w:hAnsi="Times New Roman" w:eastAsia="宋体" w:cs="Times New Roman"/>
+                <w:bCs/>
+                <w:snapToGrid/>
+                <w:kern w:val="2"/>
+                <w:sz w:val="20"/>
+                <w:szCs w:val="24"/>
+                <w:lang w:val="en-US" w:eastAsia="zh-CN" w:bidi="ar-SA"/>
+              </w:rPr>
+            </w:pPr>
+          </w:p>
+        </w:tc>
+      </w:tr>
+      <w:tr>
+        <w:tblPrEx>
+          <w:tblBorders>
+            <w:top w:val="single" w:color="000000" w:sz="2" w:space="0"/>
+            <w:left w:val="single" w:color="000000" w:sz="2" w:space="0"/>
+            <w:bottom w:val="single" w:color="000000" w:sz="2" w:space="0"/>
+            <w:right w:val="single" w:color="000000" w:sz="2" w:space="0"/>
+            <w:insideH w:val="single" w:color="000000" w:sz="2" w:space="0"/>
+            <w:insideV w:val="single" w:color="000000" w:sz="2" w:space="0"/>
+          </w:tblBorders>
+          <w:tblCellMar>
+            <w:top w:w="0" w:type="dxa"/>
+            <w:left w:w="0" w:type="dxa"/>
+            <w:bottom w:w="0" w:type="dxa"/>
+            <w:right w:w="0" w:type="dxa"/>
+          </w:tblCellMar>
+        </w:tblPrEx>
+        <w:trPr>
+          <w:trHeight w:val="516" w:hRule="atLeast"/>
+        </w:trPr>
+        <w:tc>
+          <w:tcPr>
+            <w:tcW w:w="1650" w:type="dxa"/>
+            <w:vAlign w:val="top"/>
+          </w:tcPr>
+          <w:p>
+            <w:pPr>
+              <w:pStyle w:val="8"/>
+              <w:rPr>
+                <w:rFonts w:hint="eastAsia" w:ascii="Times New Roman" w:hAnsi="Times New Roman" w:eastAsia="宋体" w:cs="Times New Roman"/>
+                <w:bCs/>
+                <w:snapToGrid/>
+                <w:kern w:val="2"/>
+                <w:sz w:val="20"/>
+                <w:szCs w:val="24"/>
+                <w:lang w:val="en-US" w:eastAsia="zh-CN" w:bidi="ar-SA"/>
+              </w:rPr>
+            </w:pPr>
+          </w:p>
+        </w:tc>
+        <w:tc>
+          <w:tcPr>
+            <w:tcW w:w="1130" w:type="dxa"/>
+            <w:vAlign w:val="top"/>
+          </w:tcPr>
+          <w:p>
+            <w:pPr>
+              <w:pStyle w:val="8"/>
+              <w:rPr>
+                <w:rFonts w:hint="eastAsia" w:ascii="Times New Roman" w:hAnsi="Times New Roman" w:eastAsia="宋体" w:cs="Times New Roman"/>
+                <w:bCs/>
+                <w:snapToGrid/>
+                <w:kern w:val="2"/>
+                <w:sz w:val="20"/>
+                <w:szCs w:val="24"/>
+                <w:lang w:val="en-US" w:eastAsia="zh-CN" w:bidi="ar-SA"/>
+              </w:rPr>
+            </w:pPr>
+          </w:p>
+        </w:tc>
+        <w:tc>
+          <w:tcPr>
+            <w:tcW w:w="707" w:type="dxa"/>
+            <w:vAlign w:val="top"/>
+          </w:tcPr>
+          <w:p>
+            <w:pPr>
+              <w:pStyle w:val="8"/>
+              <w:rPr>
+                <w:rFonts w:hint="eastAsia" w:ascii="Times New Roman" w:hAnsi="Times New Roman" w:eastAsia="宋体" w:cs="Times New Roman"/>
+                <w:bCs/>
+                <w:snapToGrid/>
+                <w:kern w:val="2"/>
+                <w:sz w:val="20"/>
+                <w:szCs w:val="24"/>
+                <w:lang w:val="en-US" w:eastAsia="zh-CN" w:bidi="ar-SA"/>
+              </w:rPr>
+            </w:pPr>
+          </w:p>
+        </w:tc>
+        <w:tc>
+          <w:tcPr>
+            <w:tcW w:w="3824" w:type="dxa"/>
+            <w:gridSpan w:val="3"/>
+            <w:vAlign w:val="top"/>
+          </w:tcPr>
+          <w:p>
+            <w:pPr>
+              <w:pStyle w:val="8"/>
+              <w:rPr>
+                <w:rFonts w:hint="eastAsia" w:ascii="Times New Roman" w:hAnsi="Times New Roman" w:eastAsia="宋体" w:cs="Times New Roman"/>
+                <w:bCs/>
+                <w:snapToGrid/>
+                <w:kern w:val="2"/>
+                <w:sz w:val="20"/>
+                <w:szCs w:val="24"/>
+                <w:lang w:val="en-US" w:eastAsia="zh-CN" w:bidi="ar-SA"/>
+              </w:rPr>
+            </w:pPr>
+          </w:p>
+        </w:tc>
+        <w:tc>
+          <w:tcPr>
+            <w:tcW w:w="844" w:type="dxa"/>
+            <w:vAlign w:val="top"/>
+          </w:tcPr>
+          <w:p>
+            <w:pPr>
+              <w:pStyle w:val="8"/>
+              <w:rPr>
+                <w:rFonts w:hint="eastAsia" w:ascii="Times New Roman" w:hAnsi="Times New Roman" w:eastAsia="宋体" w:cs="Times New Roman"/>
+                <w:bCs/>
+                <w:snapToGrid/>
+                <w:kern w:val="2"/>
+                <w:sz w:val="20"/>
+                <w:szCs w:val="24"/>
+                <w:lang w:val="en-US" w:eastAsia="zh-CN" w:bidi="ar-SA"/>
+              </w:rPr>
+            </w:pPr>
+          </w:p>
+        </w:tc>
+        <w:tc>
+          <w:tcPr>
+            <w:tcW w:w="1348" w:type="dxa"/>
+            <w:vAlign w:val="top"/>
+          </w:tcPr>
+          <w:p>
+            <w:pPr>
+              <w:pStyle w:val="8"/>
+              <w:rPr>
+                <w:rFonts w:hint="eastAsia" w:ascii="Times New Roman" w:hAnsi="Times New Roman" w:eastAsia="宋体" w:cs="Times New Roman"/>
+                <w:bCs/>
+                <w:snapToGrid/>
+                <w:kern w:val="2"/>
+                <w:sz w:val="20"/>
+                <w:szCs w:val="24"/>
+                <w:lang w:val="en-US" w:eastAsia="zh-CN" w:bidi="ar-SA"/>
+              </w:rPr>
+            </w:pPr>
+          </w:p>
+        </w:tc>
+      </w:tr>
+      <w:tr>
+        <w:tblPrEx>
+          <w:tblBorders>
+            <w:top w:val="single" w:color="000000" w:sz="2" w:space="0"/>
+            <w:left w:val="single" w:color="000000" w:sz="2" w:space="0"/>
+            <w:bottom w:val="single" w:color="000000" w:sz="2" w:space="0"/>
+            <w:right w:val="single" w:color="000000" w:sz="2" w:space="0"/>
+            <w:insideH w:val="single" w:color="000000" w:sz="2" w:space="0"/>
+            <w:insideV w:val="single" w:color="000000" w:sz="2" w:space="0"/>
+          </w:tblBorders>
+          <w:tblCellMar>
+            <w:top w:w="0" w:type="dxa"/>
+            <w:left w:w="0" w:type="dxa"/>
+            <w:bottom w:w="0" w:type="dxa"/>
+            <w:right w:w="0" w:type="dxa"/>
+          </w:tblCellMar>
+        </w:tblPrEx>
+        <w:trPr>
+          <w:trHeight w:val="516" w:hRule="atLeast"/>
+        </w:trPr>
+        <w:tc>
+          <w:tcPr>
+            <w:tcW w:w="1650" w:type="dxa"/>
+            <w:vAlign w:val="top"/>
+          </w:tcPr>
+          <w:p>
+            <w:pPr>
+              <w:pStyle w:val="8"/>
+              <w:rPr>
+                <w:rFonts w:hint="eastAsia" w:ascii="Times New Roman" w:hAnsi="Times New Roman" w:eastAsia="宋体" w:cs="Times New Roman"/>
+                <w:bCs/>
+                <w:snapToGrid/>
+                <w:kern w:val="2"/>
+                <w:sz w:val="20"/>
+                <w:szCs w:val="24"/>
+                <w:lang w:val="en-US" w:eastAsia="zh-CN" w:bidi="ar-SA"/>
+              </w:rPr>
+            </w:pPr>
+          </w:p>
+        </w:tc>
+        <w:tc>
+          <w:tcPr>
+            <w:tcW w:w="1130" w:type="dxa"/>
+            <w:vAlign w:val="top"/>
+          </w:tcPr>
+          <w:p>
+            <w:pPr>
+              <w:pStyle w:val="8"/>
+              <w:rPr>
+                <w:rFonts w:hint="eastAsia" w:ascii="Times New Roman" w:hAnsi="Times New Roman" w:eastAsia="宋体" w:cs="Times New Roman"/>
+                <w:bCs/>
+                <w:snapToGrid/>
+                <w:kern w:val="2"/>
+                <w:sz w:val="20"/>
+                <w:szCs w:val="24"/>
+                <w:lang w:val="en-US" w:eastAsia="zh-CN" w:bidi="ar-SA"/>
+              </w:rPr>
+            </w:pPr>
+          </w:p>
+        </w:tc>
+        <w:tc>
+          <w:tcPr>
+            <w:tcW w:w="707" w:type="dxa"/>
+            <w:vAlign w:val="top"/>
+          </w:tcPr>
+          <w:p>
+            <w:pPr>
+              <w:pStyle w:val="8"/>
+              <w:rPr>
+                <w:rFonts w:hint="eastAsia" w:ascii="Times New Roman" w:hAnsi="Times New Roman" w:eastAsia="宋体" w:cs="Times New Roman"/>
+                <w:bCs/>
+                <w:snapToGrid/>
+                <w:kern w:val="2"/>
+                <w:sz w:val="20"/>
+                <w:szCs w:val="24"/>
+                <w:lang w:val="en-US" w:eastAsia="zh-CN" w:bidi="ar-SA"/>
+              </w:rPr>
+            </w:pPr>
+          </w:p>
+        </w:tc>
+        <w:tc>
+          <w:tcPr>
+            <w:tcW w:w="3824" w:type="dxa"/>
+            <w:gridSpan w:val="3"/>
+            <w:vAlign w:val="top"/>
+          </w:tcPr>
+          <w:p>
+            <w:pPr>
+              <w:pStyle w:val="8"/>
+              <w:rPr>
+                <w:rFonts w:hint="eastAsia" w:ascii="Times New Roman" w:hAnsi="Times New Roman" w:eastAsia="宋体" w:cs="Times New Roman"/>
+                <w:bCs/>
+                <w:snapToGrid/>
+                <w:kern w:val="2"/>
+                <w:sz w:val="20"/>
+                <w:szCs w:val="24"/>
+                <w:lang w:val="en-US" w:eastAsia="zh-CN" w:bidi="ar-SA"/>
+              </w:rPr>
+            </w:pPr>
+          </w:p>
+        </w:tc>
+        <w:tc>
+          <w:tcPr>
+            <w:tcW w:w="844" w:type="dxa"/>
+            <w:vAlign w:val="top"/>
+          </w:tcPr>
+          <w:p>
+            <w:pPr>
+              <w:pStyle w:val="8"/>
+              <w:rPr>
+                <w:rFonts w:hint="eastAsia" w:ascii="Times New Roman" w:hAnsi="Times New Roman" w:eastAsia="宋体" w:cs="Times New Roman"/>
+                <w:bCs/>
+                <w:snapToGrid/>
+                <w:kern w:val="2"/>
+                <w:sz w:val="20"/>
+                <w:szCs w:val="24"/>
+                <w:lang w:val="en-US" w:eastAsia="zh-CN" w:bidi="ar-SA"/>
+              </w:rPr>
+            </w:pPr>
+          </w:p>
+        </w:tc>
+        <w:tc>
+          <w:tcPr>
+            <w:tcW w:w="1348" w:type="dxa"/>
+            <w:vAlign w:val="top"/>
+          </w:tcPr>
+          <w:p>
+            <w:pPr>
+              <w:pStyle w:val="8"/>
               <w:rPr>
                 <w:rFonts w:hint="eastAsia" w:ascii="Times New Roman" w:hAnsi="Times New Roman" w:eastAsia="宋体" w:cs="Times New Roman"/>
                 <w:bCs/>
@@ -2387,7 +2707,7 @@
           </w:tcPr>
           <w:p>
             <w:pPr>
-              <w:pStyle w:val="6"/>
+              <w:pStyle w:val="8"/>
               <w:rPr>
                 <w:rFonts w:hint="eastAsia" w:ascii="Times New Roman" w:hAnsi="Times New Roman" w:eastAsia="宋体" w:cs="Times New Roman"/>
                 <w:bCs/>
@@ -2407,7 +2727,7 @@
           </w:tcPr>
           <w:p>
             <w:pPr>
-              <w:pStyle w:val="6"/>
+              <w:pStyle w:val="8"/>
               <w:rPr>
                 <w:rFonts w:hint="eastAsia" w:ascii="Times New Roman" w:hAnsi="Times New Roman" w:eastAsia="宋体" w:cs="Times New Roman"/>
                 <w:bCs/>
@@ -2427,7 +2747,7 @@
           </w:tcPr>
           <w:p>
             <w:pPr>
-              <w:pStyle w:val="6"/>
+              <w:pStyle w:val="8"/>
               <w:rPr>
                 <w:rFonts w:hint="eastAsia" w:ascii="Times New Roman" w:hAnsi="Times New Roman" w:eastAsia="宋体" w:cs="Times New Roman"/>
                 <w:bCs/>
@@ -2448,7 +2768,7 @@
           </w:tcPr>
           <w:p>
             <w:pPr>
-              <w:pStyle w:val="6"/>
+              <w:pStyle w:val="8"/>
               <w:rPr>
                 <w:rFonts w:hint="eastAsia" w:ascii="Times New Roman" w:hAnsi="Times New Roman" w:eastAsia="宋体" w:cs="Times New Roman"/>
                 <w:bCs/>
@@ -2468,7 +2788,7 @@
           </w:tcPr>
           <w:p>
             <w:pPr>
-              <w:pStyle w:val="6"/>
+              <w:pStyle w:val="8"/>
               <w:rPr>
                 <w:rFonts w:hint="eastAsia" w:ascii="Times New Roman" w:hAnsi="Times New Roman" w:eastAsia="宋体" w:cs="Times New Roman"/>
                 <w:bCs/>
@@ -2488,7 +2808,7 @@
           </w:tcPr>
           <w:p>
             <w:pPr>
-              <w:pStyle w:val="6"/>
+              <w:pStyle w:val="8"/>
               <w:rPr>
                 <w:rFonts w:hint="eastAsia" w:ascii="Times New Roman" w:hAnsi="Times New Roman" w:eastAsia="宋体" w:cs="Times New Roman"/>
                 <w:bCs/>
@@ -2529,7 +2849,7 @@
           </w:tcPr>
           <w:p>
             <w:pPr>
-              <w:pStyle w:val="6"/>
+              <w:pStyle w:val="8"/>
               <w:rPr>
                 <w:rFonts w:hint="eastAsia" w:ascii="Times New Roman" w:hAnsi="Times New Roman" w:eastAsia="宋体" w:cs="Times New Roman"/>
                 <w:bCs/>
@@ -2549,7 +2869,7 @@
           </w:tcPr>
           <w:p>
             <w:pPr>
-              <w:pStyle w:val="6"/>
+              <w:pStyle w:val="8"/>
               <w:rPr>
                 <w:rFonts w:hint="eastAsia" w:ascii="Times New Roman" w:hAnsi="Times New Roman" w:eastAsia="宋体" w:cs="Times New Roman"/>
                 <w:bCs/>
@@ -2569,7 +2889,7 @@
           </w:tcPr>
           <w:p>
             <w:pPr>
-              <w:pStyle w:val="6"/>
+              <w:pStyle w:val="8"/>
               <w:rPr>
                 <w:rFonts w:hint="eastAsia" w:ascii="Times New Roman" w:hAnsi="Times New Roman" w:eastAsia="宋体" w:cs="Times New Roman"/>
                 <w:bCs/>
@@ -2590,7 +2910,7 @@
           </w:tcPr>
           <w:p>
             <w:pPr>
-              <w:pStyle w:val="6"/>
+              <w:pStyle w:val="8"/>
               <w:rPr>
                 <w:rFonts w:hint="eastAsia" w:ascii="Times New Roman" w:hAnsi="Times New Roman" w:eastAsia="宋体" w:cs="Times New Roman"/>
                 <w:bCs/>
@@ -2610,7 +2930,7 @@
           </w:tcPr>
           <w:p>
             <w:pPr>
-              <w:pStyle w:val="6"/>
+              <w:pStyle w:val="8"/>
               <w:rPr>
                 <w:rFonts w:hint="eastAsia" w:ascii="Times New Roman" w:hAnsi="Times New Roman" w:eastAsia="宋体" w:cs="Times New Roman"/>
                 <w:bCs/>
@@ -2630,7 +2950,7 @@
           </w:tcPr>
           <w:p>
             <w:pPr>
-              <w:pStyle w:val="6"/>
+              <w:pStyle w:val="8"/>
               <w:rPr>
                 <w:rFonts w:hint="eastAsia" w:ascii="Times New Roman" w:hAnsi="Times New Roman" w:eastAsia="宋体" w:cs="Times New Roman"/>
                 <w:bCs/>
@@ -2671,7 +2991,7 @@
           </w:tcPr>
           <w:p>
             <w:pPr>
-              <w:pStyle w:val="6"/>
+              <w:pStyle w:val="8"/>
               <w:rPr>
                 <w:rFonts w:hint="eastAsia" w:ascii="Times New Roman" w:hAnsi="Times New Roman" w:eastAsia="宋体" w:cs="Times New Roman"/>
                 <w:bCs/>
@@ -2691,7 +3011,7 @@
           </w:tcPr>
           <w:p>
             <w:pPr>
-              <w:pStyle w:val="6"/>
+              <w:pStyle w:val="8"/>
               <w:rPr>
                 <w:rFonts w:hint="eastAsia" w:ascii="Times New Roman" w:hAnsi="Times New Roman" w:eastAsia="宋体" w:cs="Times New Roman"/>
                 <w:bCs/>
@@ -2711,7 +3031,7 @@
           </w:tcPr>
           <w:p>
             <w:pPr>
-              <w:pStyle w:val="6"/>
+              <w:pStyle w:val="8"/>
               <w:rPr>
                 <w:rFonts w:hint="eastAsia" w:ascii="Times New Roman" w:hAnsi="Times New Roman" w:eastAsia="宋体" w:cs="Times New Roman"/>
                 <w:bCs/>
@@ -2732,7 +3052,7 @@
           </w:tcPr>
           <w:p>
             <w:pPr>
-              <w:pStyle w:val="6"/>
+              <w:pStyle w:val="8"/>
               <w:rPr>
                 <w:rFonts w:hint="eastAsia" w:ascii="Times New Roman" w:hAnsi="Times New Roman" w:eastAsia="宋体" w:cs="Times New Roman"/>
                 <w:bCs/>
@@ -2752,7 +3072,7 @@
           </w:tcPr>
           <w:p>
             <w:pPr>
-              <w:pStyle w:val="6"/>
+              <w:pStyle w:val="8"/>
               <w:rPr>
                 <w:rFonts w:hint="eastAsia" w:ascii="Times New Roman" w:hAnsi="Times New Roman" w:eastAsia="宋体" w:cs="Times New Roman"/>
                 <w:bCs/>
@@ -2772,7 +3092,7 @@
           </w:tcPr>
           <w:p>
             <w:pPr>
-              <w:pStyle w:val="6"/>
+              <w:pStyle w:val="8"/>
               <w:rPr>
                 <w:rFonts w:hint="eastAsia" w:ascii="Times New Roman" w:hAnsi="Times New Roman" w:eastAsia="宋体" w:cs="Times New Roman"/>
                 <w:bCs/>
@@ -2813,7 +3133,7 @@
           </w:tcPr>
           <w:p>
             <w:pPr>
-              <w:pStyle w:val="6"/>
+              <w:pStyle w:val="8"/>
               <w:rPr>
                 <w:rFonts w:hint="eastAsia" w:ascii="Times New Roman" w:hAnsi="Times New Roman" w:eastAsia="宋体" w:cs="Times New Roman"/>
                 <w:bCs/>
@@ -2833,7 +3153,7 @@
           </w:tcPr>
           <w:p>
             <w:pPr>
-              <w:pStyle w:val="6"/>
+              <w:pStyle w:val="8"/>
               <w:rPr>
                 <w:rFonts w:hint="eastAsia" w:ascii="Times New Roman" w:hAnsi="Times New Roman" w:eastAsia="宋体" w:cs="Times New Roman"/>
                 <w:bCs/>
@@ -2853,7 +3173,7 @@
           </w:tcPr>
           <w:p>
             <w:pPr>
-              <w:pStyle w:val="6"/>
+              <w:pStyle w:val="8"/>
               <w:rPr>
                 <w:rFonts w:hint="eastAsia" w:ascii="Times New Roman" w:hAnsi="Times New Roman" w:eastAsia="宋体" w:cs="Times New Roman"/>
                 <w:bCs/>
@@ -2874,7 +3194,7 @@
           </w:tcPr>
           <w:p>
             <w:pPr>
-              <w:pStyle w:val="6"/>
+              <w:pStyle w:val="8"/>
               <w:rPr>
                 <w:rFonts w:hint="eastAsia" w:ascii="Times New Roman" w:hAnsi="Times New Roman" w:eastAsia="宋体" w:cs="Times New Roman"/>
                 <w:bCs/>
@@ -2894,7 +3214,7 @@
           </w:tcPr>
           <w:p>
             <w:pPr>
-              <w:pStyle w:val="6"/>
+              <w:pStyle w:val="8"/>
               <w:rPr>
                 <w:rFonts w:hint="eastAsia" w:ascii="Times New Roman" w:hAnsi="Times New Roman" w:eastAsia="宋体" w:cs="Times New Roman"/>
                 <w:bCs/>
@@ -2914,7 +3234,7 @@
           </w:tcPr>
           <w:p>
             <w:pPr>
-              <w:pStyle w:val="6"/>
+              <w:pStyle w:val="8"/>
               <w:rPr>
                 <w:rFonts w:hint="eastAsia" w:ascii="Times New Roman" w:hAnsi="Times New Roman" w:eastAsia="宋体" w:cs="Times New Roman"/>
                 <w:bCs/>
@@ -2955,7 +3275,7 @@
           </w:tcPr>
           <w:p>
             <w:pPr>
-              <w:pStyle w:val="6"/>
+              <w:pStyle w:val="8"/>
               <w:rPr>
                 <w:rFonts w:hint="eastAsia" w:ascii="Times New Roman" w:hAnsi="Times New Roman" w:eastAsia="宋体" w:cs="Times New Roman"/>
                 <w:bCs/>
@@ -2975,7 +3295,7 @@
           </w:tcPr>
           <w:p>
             <w:pPr>
-              <w:pStyle w:val="6"/>
+              <w:pStyle w:val="8"/>
               <w:rPr>
                 <w:rFonts w:hint="eastAsia" w:ascii="Times New Roman" w:hAnsi="Times New Roman" w:eastAsia="宋体" w:cs="Times New Roman"/>
                 <w:bCs/>
@@ -2995,7 +3315,7 @@
           </w:tcPr>
           <w:p>
             <w:pPr>
-              <w:pStyle w:val="6"/>
+              <w:pStyle w:val="8"/>
               <w:rPr>
                 <w:rFonts w:hint="eastAsia" w:ascii="Times New Roman" w:hAnsi="Times New Roman" w:eastAsia="宋体" w:cs="Times New Roman"/>
                 <w:bCs/>
@@ -3016,7 +3336,7 @@
           </w:tcPr>
           <w:p>
             <w:pPr>
-              <w:pStyle w:val="6"/>
+              <w:pStyle w:val="8"/>
               <w:rPr>
                 <w:rFonts w:hint="eastAsia" w:ascii="Times New Roman" w:hAnsi="Times New Roman" w:eastAsia="宋体" w:cs="Times New Roman"/>
                 <w:bCs/>
@@ -3036,7 +3356,7 @@
           </w:tcPr>
           <w:p>
             <w:pPr>
-              <w:pStyle w:val="6"/>
+              <w:pStyle w:val="8"/>
               <w:rPr>
                 <w:rFonts w:hint="eastAsia" w:ascii="Times New Roman" w:hAnsi="Times New Roman" w:eastAsia="宋体" w:cs="Times New Roman"/>
                 <w:bCs/>
@@ -3056,433 +3376,7 @@
           </w:tcPr>
           <w:p>
             <w:pPr>
-              <w:pStyle w:val="6"/>
-              <w:rPr>
-                <w:rFonts w:hint="eastAsia" w:ascii="Times New Roman" w:hAnsi="Times New Roman" w:eastAsia="宋体" w:cs="Times New Roman"/>
-                <w:bCs/>
-                <w:snapToGrid/>
-                <w:kern w:val="2"/>
-                <w:sz w:val="20"/>
-                <w:szCs w:val="24"/>
-                <w:lang w:val="en-US" w:eastAsia="zh-CN" w:bidi="ar-SA"/>
-              </w:rPr>
-            </w:pPr>
-          </w:p>
-        </w:tc>
-      </w:tr>
-      <w:tr>
-        <w:tblPrEx>
-          <w:tblBorders>
-            <w:top w:val="single" w:color="000000" w:sz="2" w:space="0"/>
-            <w:left w:val="single" w:color="000000" w:sz="2" w:space="0"/>
-            <w:bottom w:val="single" w:color="000000" w:sz="2" w:space="0"/>
-            <w:right w:val="single" w:color="000000" w:sz="2" w:space="0"/>
-            <w:insideH w:val="single" w:color="000000" w:sz="2" w:space="0"/>
-            <w:insideV w:val="single" w:color="000000" w:sz="2" w:space="0"/>
-          </w:tblBorders>
-          <w:tblCellMar>
-            <w:top w:w="0" w:type="dxa"/>
-            <w:left w:w="0" w:type="dxa"/>
-            <w:bottom w:w="0" w:type="dxa"/>
-            <w:right w:w="0" w:type="dxa"/>
-          </w:tblCellMar>
-        </w:tblPrEx>
-        <w:trPr>
-          <w:trHeight w:val="516" w:hRule="atLeast"/>
-        </w:trPr>
-        <w:tc>
-          <w:tcPr>
-            <w:tcW w:w="1650" w:type="dxa"/>
-            <w:vAlign w:val="top"/>
-          </w:tcPr>
-          <w:p>
-            <w:pPr>
-              <w:pStyle w:val="6"/>
-              <w:rPr>
-                <w:rFonts w:hint="eastAsia" w:ascii="Times New Roman" w:hAnsi="Times New Roman" w:eastAsia="宋体" w:cs="Times New Roman"/>
-                <w:bCs/>
-                <w:snapToGrid/>
-                <w:kern w:val="2"/>
-                <w:sz w:val="20"/>
-                <w:szCs w:val="24"/>
-                <w:lang w:val="en-US" w:eastAsia="zh-CN" w:bidi="ar-SA"/>
-              </w:rPr>
-            </w:pPr>
-          </w:p>
-        </w:tc>
-        <w:tc>
-          <w:tcPr>
-            <w:tcW w:w="1130" w:type="dxa"/>
-            <w:vAlign w:val="top"/>
-          </w:tcPr>
-          <w:p>
-            <w:pPr>
-              <w:pStyle w:val="6"/>
-              <w:rPr>
-                <w:rFonts w:hint="eastAsia" w:ascii="Times New Roman" w:hAnsi="Times New Roman" w:eastAsia="宋体" w:cs="Times New Roman"/>
-                <w:bCs/>
-                <w:snapToGrid/>
-                <w:kern w:val="2"/>
-                <w:sz w:val="20"/>
-                <w:szCs w:val="24"/>
-                <w:lang w:val="en-US" w:eastAsia="zh-CN" w:bidi="ar-SA"/>
-              </w:rPr>
-            </w:pPr>
-          </w:p>
-        </w:tc>
-        <w:tc>
-          <w:tcPr>
-            <w:tcW w:w="707" w:type="dxa"/>
-            <w:vAlign w:val="top"/>
-          </w:tcPr>
-          <w:p>
-            <w:pPr>
-              <w:pStyle w:val="6"/>
-              <w:rPr>
-                <w:rFonts w:hint="eastAsia" w:ascii="Times New Roman" w:hAnsi="Times New Roman" w:eastAsia="宋体" w:cs="Times New Roman"/>
-                <w:bCs/>
-                <w:snapToGrid/>
-                <w:kern w:val="2"/>
-                <w:sz w:val="20"/>
-                <w:szCs w:val="24"/>
-                <w:lang w:val="en-US" w:eastAsia="zh-CN" w:bidi="ar-SA"/>
-              </w:rPr>
-            </w:pPr>
-          </w:p>
-        </w:tc>
-        <w:tc>
-          <w:tcPr>
-            <w:tcW w:w="3824" w:type="dxa"/>
-            <w:gridSpan w:val="3"/>
-            <w:vAlign w:val="top"/>
-          </w:tcPr>
-          <w:p>
-            <w:pPr>
-              <w:pStyle w:val="6"/>
-              <w:rPr>
-                <w:rFonts w:hint="eastAsia" w:ascii="Times New Roman" w:hAnsi="Times New Roman" w:eastAsia="宋体" w:cs="Times New Roman"/>
-                <w:bCs/>
-                <w:snapToGrid/>
-                <w:kern w:val="2"/>
-                <w:sz w:val="20"/>
-                <w:szCs w:val="24"/>
-                <w:lang w:val="en-US" w:eastAsia="zh-CN" w:bidi="ar-SA"/>
-              </w:rPr>
-            </w:pPr>
-          </w:p>
-        </w:tc>
-        <w:tc>
-          <w:tcPr>
-            <w:tcW w:w="844" w:type="dxa"/>
-            <w:vAlign w:val="top"/>
-          </w:tcPr>
-          <w:p>
-            <w:pPr>
-              <w:pStyle w:val="6"/>
-              <w:rPr>
-                <w:rFonts w:hint="eastAsia" w:ascii="Times New Roman" w:hAnsi="Times New Roman" w:eastAsia="宋体" w:cs="Times New Roman"/>
-                <w:bCs/>
-                <w:snapToGrid/>
-                <w:kern w:val="2"/>
-                <w:sz w:val="20"/>
-                <w:szCs w:val="24"/>
-                <w:lang w:val="en-US" w:eastAsia="zh-CN" w:bidi="ar-SA"/>
-              </w:rPr>
-            </w:pPr>
-          </w:p>
-        </w:tc>
-        <w:tc>
-          <w:tcPr>
-            <w:tcW w:w="1348" w:type="dxa"/>
-            <w:vAlign w:val="top"/>
-          </w:tcPr>
-          <w:p>
-            <w:pPr>
-              <w:pStyle w:val="6"/>
-              <w:rPr>
-                <w:rFonts w:hint="eastAsia" w:ascii="Times New Roman" w:hAnsi="Times New Roman" w:eastAsia="宋体" w:cs="Times New Roman"/>
-                <w:bCs/>
-                <w:snapToGrid/>
-                <w:kern w:val="2"/>
-                <w:sz w:val="20"/>
-                <w:szCs w:val="24"/>
-                <w:lang w:val="en-US" w:eastAsia="zh-CN" w:bidi="ar-SA"/>
-              </w:rPr>
-            </w:pPr>
-          </w:p>
-        </w:tc>
-      </w:tr>
-      <w:tr>
-        <w:tblPrEx>
-          <w:tblBorders>
-            <w:top w:val="single" w:color="000000" w:sz="2" w:space="0"/>
-            <w:left w:val="single" w:color="000000" w:sz="2" w:space="0"/>
-            <w:bottom w:val="single" w:color="000000" w:sz="2" w:space="0"/>
-            <w:right w:val="single" w:color="000000" w:sz="2" w:space="0"/>
-            <w:insideH w:val="single" w:color="000000" w:sz="2" w:space="0"/>
-            <w:insideV w:val="single" w:color="000000" w:sz="2" w:space="0"/>
-          </w:tblBorders>
-          <w:tblCellMar>
-            <w:top w:w="0" w:type="dxa"/>
-            <w:left w:w="0" w:type="dxa"/>
-            <w:bottom w:w="0" w:type="dxa"/>
-            <w:right w:w="0" w:type="dxa"/>
-          </w:tblCellMar>
-        </w:tblPrEx>
-        <w:trPr>
-          <w:trHeight w:val="513" w:hRule="atLeast"/>
-        </w:trPr>
-        <w:tc>
-          <w:tcPr>
-            <w:tcW w:w="1650" w:type="dxa"/>
-            <w:vAlign w:val="top"/>
-          </w:tcPr>
-          <w:p>
-            <w:pPr>
-              <w:pStyle w:val="6"/>
-              <w:rPr>
-                <w:rFonts w:hint="eastAsia" w:ascii="Times New Roman" w:hAnsi="Times New Roman" w:eastAsia="宋体" w:cs="Times New Roman"/>
-                <w:bCs/>
-                <w:snapToGrid/>
-                <w:kern w:val="2"/>
-                <w:sz w:val="20"/>
-                <w:szCs w:val="24"/>
-                <w:lang w:val="en-US" w:eastAsia="zh-CN" w:bidi="ar-SA"/>
-              </w:rPr>
-            </w:pPr>
-          </w:p>
-        </w:tc>
-        <w:tc>
-          <w:tcPr>
-            <w:tcW w:w="1130" w:type="dxa"/>
-            <w:vAlign w:val="top"/>
-          </w:tcPr>
-          <w:p>
-            <w:pPr>
-              <w:pStyle w:val="6"/>
-              <w:rPr>
-                <w:rFonts w:hint="eastAsia" w:ascii="Times New Roman" w:hAnsi="Times New Roman" w:eastAsia="宋体" w:cs="Times New Roman"/>
-                <w:bCs/>
-                <w:snapToGrid/>
-                <w:kern w:val="2"/>
-                <w:sz w:val="20"/>
-                <w:szCs w:val="24"/>
-                <w:lang w:val="en-US" w:eastAsia="zh-CN" w:bidi="ar-SA"/>
-              </w:rPr>
-            </w:pPr>
-          </w:p>
-        </w:tc>
-        <w:tc>
-          <w:tcPr>
-            <w:tcW w:w="707" w:type="dxa"/>
-            <w:vAlign w:val="top"/>
-          </w:tcPr>
-          <w:p>
-            <w:pPr>
-              <w:pStyle w:val="6"/>
-              <w:rPr>
-                <w:rFonts w:hint="eastAsia" w:ascii="Times New Roman" w:hAnsi="Times New Roman" w:eastAsia="宋体" w:cs="Times New Roman"/>
-                <w:bCs/>
-                <w:snapToGrid/>
-                <w:kern w:val="2"/>
-                <w:sz w:val="20"/>
-                <w:szCs w:val="24"/>
-                <w:lang w:val="en-US" w:eastAsia="zh-CN" w:bidi="ar-SA"/>
-              </w:rPr>
-            </w:pPr>
-          </w:p>
-        </w:tc>
-        <w:tc>
-          <w:tcPr>
-            <w:tcW w:w="3824" w:type="dxa"/>
-            <w:gridSpan w:val="3"/>
-            <w:vAlign w:val="top"/>
-          </w:tcPr>
-          <w:p>
-            <w:pPr>
-              <w:pStyle w:val="6"/>
-              <w:rPr>
-                <w:rFonts w:hint="eastAsia" w:ascii="Times New Roman" w:hAnsi="Times New Roman" w:eastAsia="宋体" w:cs="Times New Roman"/>
-                <w:bCs/>
-                <w:snapToGrid/>
-                <w:kern w:val="2"/>
-                <w:sz w:val="20"/>
-                <w:szCs w:val="24"/>
-                <w:lang w:val="en-US" w:eastAsia="zh-CN" w:bidi="ar-SA"/>
-              </w:rPr>
-            </w:pPr>
-          </w:p>
-        </w:tc>
-        <w:tc>
-          <w:tcPr>
-            <w:tcW w:w="844" w:type="dxa"/>
-            <w:vAlign w:val="top"/>
-          </w:tcPr>
-          <w:p>
-            <w:pPr>
-              <w:pStyle w:val="6"/>
-              <w:rPr>
-                <w:rFonts w:hint="eastAsia" w:ascii="Times New Roman" w:hAnsi="Times New Roman" w:eastAsia="宋体" w:cs="Times New Roman"/>
-                <w:bCs/>
-                <w:snapToGrid/>
-                <w:kern w:val="2"/>
-                <w:sz w:val="20"/>
-                <w:szCs w:val="24"/>
-                <w:lang w:val="en-US" w:eastAsia="zh-CN" w:bidi="ar-SA"/>
-              </w:rPr>
-            </w:pPr>
-          </w:p>
-        </w:tc>
-        <w:tc>
-          <w:tcPr>
-            <w:tcW w:w="1348" w:type="dxa"/>
-            <w:vAlign w:val="top"/>
-          </w:tcPr>
-          <w:p>
-            <w:pPr>
-              <w:pStyle w:val="6"/>
-              <w:rPr>
-                <w:rFonts w:hint="eastAsia" w:ascii="Times New Roman" w:hAnsi="Times New Roman" w:eastAsia="宋体" w:cs="Times New Roman"/>
-                <w:bCs/>
-                <w:snapToGrid/>
-                <w:kern w:val="2"/>
-                <w:sz w:val="20"/>
-                <w:szCs w:val="24"/>
-                <w:lang w:val="en-US" w:eastAsia="zh-CN" w:bidi="ar-SA"/>
-              </w:rPr>
-            </w:pPr>
-          </w:p>
-        </w:tc>
-      </w:tr>
-      <w:tr>
-        <w:tblPrEx>
-          <w:tblBorders>
-            <w:top w:val="single" w:color="000000" w:sz="2" w:space="0"/>
-            <w:left w:val="single" w:color="000000" w:sz="2" w:space="0"/>
-            <w:bottom w:val="single" w:color="000000" w:sz="2" w:space="0"/>
-            <w:right w:val="single" w:color="000000" w:sz="2" w:space="0"/>
-            <w:insideH w:val="single" w:color="000000" w:sz="2" w:space="0"/>
-            <w:insideV w:val="single" w:color="000000" w:sz="2" w:space="0"/>
-          </w:tblBorders>
-          <w:tblCellMar>
-            <w:top w:w="0" w:type="dxa"/>
-            <w:left w:w="0" w:type="dxa"/>
-            <w:bottom w:w="0" w:type="dxa"/>
-            <w:right w:w="0" w:type="dxa"/>
-          </w:tblCellMar>
-        </w:tblPrEx>
-        <w:trPr>
-          <w:trHeight w:val="516" w:hRule="atLeast"/>
-        </w:trPr>
-        <w:tc>
-          <w:tcPr>
-            <w:tcW w:w="1650" w:type="dxa"/>
-            <w:vAlign w:val="top"/>
-          </w:tcPr>
-          <w:p>
-            <w:pPr>
-              <w:pStyle w:val="6"/>
-              <w:rPr>
-                <w:rFonts w:hint="eastAsia" w:ascii="Times New Roman" w:hAnsi="Times New Roman" w:eastAsia="宋体" w:cs="Times New Roman"/>
-                <w:bCs/>
-                <w:snapToGrid/>
-                <w:kern w:val="2"/>
-                <w:sz w:val="20"/>
-                <w:szCs w:val="24"/>
-                <w:lang w:val="en-US" w:eastAsia="zh-CN" w:bidi="ar-SA"/>
-              </w:rPr>
-            </w:pPr>
-          </w:p>
-        </w:tc>
-        <w:tc>
-          <w:tcPr>
-            <w:tcW w:w="1130" w:type="dxa"/>
-            <w:vAlign w:val="top"/>
-          </w:tcPr>
-          <w:p>
-            <w:pPr>
-              <w:pStyle w:val="6"/>
-              <w:rPr>
-                <w:rFonts w:hint="eastAsia" w:ascii="Times New Roman" w:hAnsi="Times New Roman" w:eastAsia="宋体" w:cs="Times New Roman"/>
-                <w:bCs/>
-                <w:snapToGrid/>
-                <w:kern w:val="2"/>
-                <w:sz w:val="20"/>
-                <w:szCs w:val="24"/>
-                <w:lang w:val="en-US" w:eastAsia="zh-CN" w:bidi="ar-SA"/>
-              </w:rPr>
-            </w:pPr>
-          </w:p>
-        </w:tc>
-        <w:tc>
-          <w:tcPr>
-            <w:tcW w:w="707" w:type="dxa"/>
-            <w:vAlign w:val="top"/>
-          </w:tcPr>
-          <w:p>
-            <w:pPr>
-              <w:pStyle w:val="6"/>
-              <w:rPr>
-                <w:rFonts w:hint="eastAsia" w:ascii="Times New Roman" w:hAnsi="Times New Roman" w:eastAsia="宋体" w:cs="Times New Roman"/>
-                <w:bCs/>
-                <w:snapToGrid/>
-                <w:kern w:val="2"/>
-                <w:sz w:val="20"/>
-                <w:szCs w:val="24"/>
-                <w:lang w:val="en-US" w:eastAsia="zh-CN" w:bidi="ar-SA"/>
-              </w:rPr>
-            </w:pPr>
-          </w:p>
-        </w:tc>
-        <w:tc>
-          <w:tcPr>
-            <w:tcW w:w="3824" w:type="dxa"/>
-            <w:gridSpan w:val="3"/>
-            <w:vAlign w:val="top"/>
-          </w:tcPr>
-          <w:p>
-            <w:pPr>
-              <w:pStyle w:val="6"/>
-              <w:rPr>
-                <w:rFonts w:hint="eastAsia" w:ascii="Times New Roman" w:hAnsi="Times New Roman" w:eastAsia="宋体" w:cs="Times New Roman"/>
-                <w:bCs/>
-                <w:snapToGrid/>
-                <w:kern w:val="2"/>
-                <w:sz w:val="20"/>
-                <w:szCs w:val="24"/>
-                <w:lang w:val="en-US" w:eastAsia="zh-CN" w:bidi="ar-SA"/>
-              </w:rPr>
-            </w:pPr>
-          </w:p>
-        </w:tc>
-        <w:tc>
-          <w:tcPr>
-            <w:tcW w:w="844" w:type="dxa"/>
-            <w:vAlign w:val="top"/>
-          </w:tcPr>
-          <w:p>
-            <w:pPr>
-              <w:pStyle w:val="6"/>
-              <w:rPr>
-                <w:rFonts w:hint="eastAsia" w:ascii="Times New Roman" w:hAnsi="Times New Roman" w:eastAsia="宋体" w:cs="Times New Roman"/>
-                <w:bCs/>
-                <w:snapToGrid/>
-                <w:kern w:val="2"/>
-                <w:sz w:val="20"/>
-                <w:szCs w:val="24"/>
-                <w:lang w:val="en-US" w:eastAsia="zh-CN" w:bidi="ar-SA"/>
-              </w:rPr>
-            </w:pPr>
-          </w:p>
-        </w:tc>
-        <w:tc>
-          <w:tcPr>
-            <w:tcW w:w="1348" w:type="dxa"/>
-            <w:vAlign w:val="top"/>
-          </w:tcPr>
-          <w:p>
-            <w:pPr>
-              <w:pStyle w:val="6"/>
+              <w:pStyle w:val="8"/>
               <w:rPr>
                 <w:rFonts w:hint="eastAsia" w:ascii="Times New Roman" w:hAnsi="Times New Roman" w:eastAsia="宋体" w:cs="Times New Roman"/>
                 <w:bCs/>
@@ -3589,6 +3483,7 @@
       </w:r>
     </w:p>
     <w:sectPr>
+      <w:headerReference r:id="rId5" w:type="default"/>
       <w:pgSz w:w="11907" w:h="16839"/>
       <w:pgMar w:top="841" w:right="1197" w:bottom="0" w:left="1200" w:header="0" w:footer="0" w:gutter="0"/>
       <w:cols w:space="720" w:num="1"/>
@@ -3645,6 +3540,93 @@
     </w:p>
   </w:footnote>
 </w:footnotes>
+</file>
+
+<file path=word/header1.xml><?xml version="1.0" encoding="utf-8"?>
+<w:hdr xmlns:wpc="http://schemas.microsoft.com/office/word/2010/wordprocessingCanvas" xmlns:mc="http://schemas.openxmlformats.org/markup-compatibility/2006" xmlns:o="urn:schemas-microsoft-com:office:office" xmlns:r="http://schemas.openxmlformats.org/officeDocument/2006/relationships" xmlns:m="http://schemas.openxmlformats.org/officeDocument/2006/math" xmlns:v="urn:schemas-microsoft-com:vml" xmlns:wp14="http://schemas.microsoft.com/office/word/2010/wordprocessingDrawing" xmlns:wp="http://schemas.openxmlformats.org/drawingml/2006/wordprocessingDrawing" xmlns:w10="urn:schemas-microsoft-com:office:word" xmlns:w="http://schemas.openxmlformats.org/wordprocessingml/2006/main" xmlns:w14="http://schemas.microsoft.com/office/word/2010/wordml" xmlns:w15="http://schemas.microsoft.com/office/word/2012/wordml" xmlns:wpg="http://schemas.microsoft.com/office/word/2010/wordprocessingGroup" xmlns:wpi="http://schemas.microsoft.com/office/word/2010/wordprocessingInk" xmlns:wne="http://schemas.microsoft.com/office/word/2006/wordml" xmlns:wps="http://schemas.microsoft.com/office/word/2010/wordprocessingShape" xmlns:wpsCustomData="http://www.wps.cn/officeDocument/2013/wpsCustomData" mc:Ignorable="w14 w15 wp14">
+  <w:p>
+    <w:pPr>
+      <w:widowControl w:val="0"/>
+      <w:kinsoku/>
+      <w:wordWrap w:val="0"/>
+      <w:autoSpaceDE/>
+      <w:autoSpaceDN/>
+      <w:adjustRightInd/>
+      <w:snapToGrid/>
+      <w:spacing w:line="240" w:lineRule="auto"/>
+      <w:jc w:val="both"/>
+      <w:textAlignment w:val="auto"/>
+      <w:rPr>
+        <w:rFonts w:hint="eastAsia" w:ascii="Times New Roman" w:hAnsi="Times New Roman" w:eastAsia="宋体" w:cs="Times New Roman"/>
+        <w:snapToGrid/>
+        <w:kern w:val="2"/>
+        <w:sz w:val="18"/>
+        <w:szCs w:val="18"/>
+        <w:lang w:eastAsia="zh-CN"/>
+      </w:rPr>
+    </w:pPr>
+  </w:p>
+  <w:p>
+    <w:pPr>
+      <w:widowControl w:val="0"/>
+      <w:kinsoku/>
+      <w:wordWrap w:val="0"/>
+      <w:autoSpaceDE/>
+      <w:autoSpaceDN/>
+      <w:adjustRightInd/>
+      <w:snapToGrid/>
+      <w:spacing w:line="240" w:lineRule="auto"/>
+      <w:jc w:val="both"/>
+      <w:textAlignment w:val="auto"/>
+      <w:rPr>
+        <w:rFonts w:hint="eastAsia" w:ascii="Times New Roman" w:hAnsi="Times New Roman" w:eastAsia="宋体" w:cs="Times New Roman"/>
+        <w:snapToGrid/>
+        <w:kern w:val="2"/>
+        <w:sz w:val="18"/>
+        <w:szCs w:val="18"/>
+        <w:lang w:eastAsia="zh-CN"/>
+      </w:rPr>
+    </w:pPr>
+  </w:p>
+  <w:p>
+    <w:pPr>
+      <w:widowControl w:val="0"/>
+      <w:kinsoku/>
+      <w:wordWrap w:val="0"/>
+      <w:autoSpaceDE/>
+      <w:autoSpaceDN/>
+      <w:adjustRightInd/>
+      <w:snapToGrid/>
+      <w:spacing w:line="240" w:lineRule="auto"/>
+      <w:jc w:val="right"/>
+      <w:textAlignment w:val="auto"/>
+      <w:rPr>
+        <w:rFonts w:hint="eastAsia" w:ascii="Times New Roman" w:hAnsi="Times New Roman" w:eastAsia="宋体" w:cs="Times New Roman"/>
+        <w:snapToGrid/>
+        <w:kern w:val="2"/>
+        <w:sz w:val="18"/>
+        <w:szCs w:val="18"/>
+        <w:lang w:eastAsia="zh-CN"/>
+      </w:rPr>
+    </w:pPr>
+    <w:r>
+      <w:rPr>
+        <w:rFonts w:hint="eastAsia" w:ascii="Times New Roman" w:hAnsi="Times New Roman" w:eastAsia="宋体" w:cs="Times New Roman"/>
+        <w:snapToGrid/>
+        <w:kern w:val="2"/>
+        <w:sz w:val="18"/>
+        <w:szCs w:val="18"/>
+        <w:lang w:eastAsia="zh-CN"/>
+      </w:rPr>
+      <w:t>第  页 共  页</w:t>
+    </w:r>
+  </w:p>
+  <w:p>
+    <w:pPr>
+      <w:pStyle w:val="4"/>
+    </w:pPr>
+  </w:p>
+</w:hdr>
 </file>
 
 <file path=word/styles.xml><?xml version="1.0" encoding="utf-8"?>
@@ -3723,7 +3705,7 @@
     <w:lsdException w:qFormat="1" w:unhideWhenUsed="0" w:uiPriority="0" w:semiHidden="0" w:name="Title"/>
     <w:lsdException w:unhideWhenUsed="0" w:uiPriority="0" w:semiHidden="0" w:name="Closing"/>
     <w:lsdException w:unhideWhenUsed="0" w:uiPriority="0" w:semiHidden="0" w:name="Signature"/>
-    <w:lsdException w:unhideWhenUsed="0" w:uiPriority="0" w:name="Default Paragraph Font"/>
+    <w:lsdException w:qFormat="1" w:unhideWhenUsed="0" w:uiPriority="0" w:name="Default Paragraph Font"/>
     <w:lsdException w:qFormat="1" w:unhideWhenUsed="0" w:uiPriority="0" w:name="Body Text"/>
     <w:lsdException w:unhideWhenUsed="0" w:uiPriority="0" w:semiHidden="0" w:name="Body Text Indent"/>
     <w:lsdException w:unhideWhenUsed="0" w:uiPriority="0" w:semiHidden="0" w:name="List Continue"/>
@@ -3761,7 +3743,7 @@
     <w:lsdException w:unhideWhenUsed="0" w:uiPriority="0" w:semiHidden="0" w:name="HTML Sample"/>
     <w:lsdException w:unhideWhenUsed="0" w:uiPriority="0" w:semiHidden="0" w:name="HTML Typewriter"/>
     <w:lsdException w:unhideWhenUsed="0" w:uiPriority="0" w:semiHidden="0" w:name="HTML Variable"/>
-    <w:lsdException w:unhideWhenUsed="0" w:uiPriority="0" w:name="Normal Table"/>
+    <w:lsdException w:qFormat="1" w:unhideWhenUsed="0" w:uiPriority="0" w:name="Normal Table"/>
     <w:lsdException w:unhideWhenUsed="0" w:uiPriority="0" w:semiHidden="0" w:name="annotation subject"/>
     <w:lsdException w:unhideWhenUsed="0" w:uiPriority="0" w:semiHidden="0" w:name="Table Simple 1"/>
     <w:lsdException w:unhideWhenUsed="0" w:uiPriority="0" w:semiHidden="0" w:name="Table Simple 2"/>
@@ -3932,14 +3914,16 @@
       <w:lang w:val="en-US" w:eastAsia="en-US" w:bidi="ar-SA"/>
     </w:rPr>
   </w:style>
-  <w:style w:type="character" w:default="1" w:styleId="4">
+  <w:style w:type="character" w:default="1" w:styleId="6">
     <w:name w:val="Default Paragraph Font"/>
     <w:semiHidden/>
+    <w:qFormat/>
     <w:uiPriority w:val="0"/>
   </w:style>
-  <w:style w:type="table" w:default="1" w:styleId="3">
+  <w:style w:type="table" w:default="1" w:styleId="5">
     <w:name w:val="Normal Table"/>
     <w:semiHidden/>
+    <w:qFormat/>
     <w:uiPriority w:val="0"/>
     <w:tblPr>
       <w:tblCellMar>
@@ -3963,7 +3947,47 @@
       <w:lang w:val="en-US" w:eastAsia="en-US" w:bidi="ar-SA"/>
     </w:rPr>
   </w:style>
-  <w:style w:type="table" w:customStyle="1" w:styleId="5">
+  <w:style w:type="paragraph" w:styleId="3">
+    <w:name w:val="footer"/>
+    <w:basedOn w:val="1"/>
+    <w:uiPriority w:val="0"/>
+    <w:pPr>
+      <w:tabs>
+        <w:tab w:val="center" w:pos="4153"/>
+        <w:tab w:val="right" w:pos="8306"/>
+      </w:tabs>
+      <w:snapToGrid w:val="0"/>
+      <w:jc w:val="left"/>
+    </w:pPr>
+    <w:rPr>
+      <w:sz w:val="18"/>
+    </w:rPr>
+  </w:style>
+  <w:style w:type="paragraph" w:styleId="4">
+    <w:name w:val="header"/>
+    <w:basedOn w:val="1"/>
+    <w:uiPriority w:val="0"/>
+    <w:pPr>
+      <w:pBdr>
+        <w:top w:val="none" w:color="auto" w:sz="0" w:space="1"/>
+        <w:left w:val="none" w:color="auto" w:sz="0" w:space="4"/>
+        <w:bottom w:val="none" w:color="auto" w:sz="0" w:space="1"/>
+        <w:right w:val="none" w:color="auto" w:sz="0" w:space="4"/>
+      </w:pBdr>
+      <w:tabs>
+        <w:tab w:val="center" w:pos="4153"/>
+        <w:tab w:val="right" w:pos="8306"/>
+      </w:tabs>
+      <w:snapToGrid w:val="0"/>
+      <w:spacing w:line="240" w:lineRule="auto"/>
+      <w:jc w:val="both"/>
+      <w:outlineLvl w:val="9"/>
+    </w:pPr>
+    <w:rPr>
+      <w:sz w:val="18"/>
+    </w:rPr>
+  </w:style>
+  <w:style w:type="table" w:customStyle="1" w:styleId="7">
     <w:name w:val="Table Normal"/>
     <w:semiHidden/>
     <w:unhideWhenUsed/>
@@ -3978,7 +4002,7 @@
       </w:tblCellMar>
     </w:tblPr>
   </w:style>
-  <w:style w:type="paragraph" w:customStyle="1" w:styleId="6">
+  <w:style w:type="paragraph" w:customStyle="1" w:styleId="8">
     <w:name w:val="Table Text"/>
     <w:basedOn w:val="1"/>
     <w:semiHidden/>

--- a/bi-biz/src/main/resources/word.biz/桥梁结构桥梁技术状况检测记录表.docx
+++ b/bi-biz/src/main/resources/word.biz/桥梁结构桥梁技术状况检测记录表.docx
@@ -146,6 +146,12 @@
             <w:insideH w:val="single" w:color="000000" w:sz="2" w:space="0"/>
             <w:insideV w:val="single" w:color="000000" w:sz="2" w:space="0"/>
           </w:tblBorders>
+          <w:tblCellMar>
+            <w:top w:w="0" w:type="dxa"/>
+            <w:left w:w="0" w:type="dxa"/>
+            <w:bottom w:w="0" w:type="dxa"/>
+            <w:right w:w="0" w:type="dxa"/>
+          </w:tblCellMar>
         </w:tblPrEx>
         <w:trPr>
           <w:trHeight w:val="518" w:hRule="atLeast"/>
@@ -2270,6 +2276,12 @@
             <w:insideH w:val="single" w:color="000000" w:sz="2" w:space="0"/>
             <w:insideV w:val="single" w:color="000000" w:sz="2" w:space="0"/>
           </w:tblBorders>
+          <w:tblCellMar>
+            <w:top w:w="0" w:type="dxa"/>
+            <w:left w:w="0" w:type="dxa"/>
+            <w:bottom w:w="0" w:type="dxa"/>
+            <w:right w:w="0" w:type="dxa"/>
+          </w:tblCellMar>
         </w:tblPrEx>
         <w:trPr>
           <w:trHeight w:val="513" w:hRule="atLeast"/>
@@ -3448,24 +3460,15 @@
     </w:tbl>
     <w:p>
       <w:pPr>
-        <w:widowControl w:val="0"/>
-        <w:kinsoku/>
         <w:wordWrap w:val="0"/>
-        <w:autoSpaceDE/>
-        <w:autoSpaceDN/>
-        <w:adjustRightInd/>
-        <w:snapToGrid/>
-        <w:spacing w:line="240" w:lineRule="auto"/>
-        <w:ind w:firstLine="100" w:firstLineChars="50"/>
-        <w:jc w:val="both"/>
-        <w:textAlignment w:val="auto"/>
+        <w:ind w:firstLine="105" w:firstLineChars="50"/>
         <w:rPr>
           <w:rFonts w:hint="eastAsia" w:ascii="Times New Roman" w:hAnsi="Times New Roman" w:eastAsia="宋体" w:cs="Times New Roman"/>
           <w:bCs/>
           <w:snapToGrid/>
           <w:kern w:val="2"/>
-          <w:sz w:val="20"/>
-          <w:szCs w:val="24"/>
+          <w:sz w:val="21"/>
+          <w:szCs w:val="21"/>
           <w:lang w:val="en-US" w:eastAsia="zh-CN"/>
         </w:rPr>
       </w:pPr>
@@ -3475,11 +3478,25 @@
           <w:bCs/>
           <w:snapToGrid/>
           <w:kern w:val="2"/>
-          <w:sz w:val="20"/>
-          <w:szCs w:val="24"/>
+          <w:sz w:val="21"/>
+          <w:szCs w:val="21"/>
           <w:lang w:val="en-US" w:eastAsia="zh-CN"/>
         </w:rPr>
-        <w:t>检测：               记录：                复核：                                                                              日期：       年   月   日</w:t>
+        <w:t xml:space="preserve">检测：                             记录：                复核：                                     </w:t>
+      </w:r>
+      <w:bookmarkStart w:id="0" w:name="_GoBack"/>
+      <w:bookmarkEnd w:id="0"/>
+      <w:r>
+        <w:rPr>
+          <w:rFonts w:hint="eastAsia" w:ascii="Times New Roman" w:hAnsi="Times New Roman" w:eastAsia="宋体" w:cs="Times New Roman"/>
+          <w:bCs/>
+          <w:snapToGrid/>
+          <w:kern w:val="2"/>
+          <w:sz w:val="21"/>
+          <w:szCs w:val="21"/>
+          <w:lang w:val="en-US" w:eastAsia="zh-CN"/>
+        </w:rPr>
+        <w:t xml:space="preserve">  日期：         年         月          日</w:t>
       </w:r>
     </w:p>
     <w:sectPr>
@@ -3671,8 +3688,8 @@
     <w:lsdException w:unhideWhenUsed="0" w:uiPriority="0" w:semiHidden="0" w:name="Normal Indent"/>
     <w:lsdException w:unhideWhenUsed="0" w:uiPriority="0" w:semiHidden="0" w:name="footnote text"/>
     <w:lsdException w:unhideWhenUsed="0" w:uiPriority="0" w:semiHidden="0" w:name="annotation text"/>
-    <w:lsdException w:unhideWhenUsed="0" w:uiPriority="0" w:semiHidden="0" w:name="header"/>
-    <w:lsdException w:unhideWhenUsed="0" w:uiPriority="0" w:semiHidden="0" w:name="footer"/>
+    <w:lsdException w:qFormat="1" w:unhideWhenUsed="0" w:uiPriority="0" w:semiHidden="0" w:name="header"/>
+    <w:lsdException w:qFormat="1" w:unhideWhenUsed="0" w:uiPriority="0" w:semiHidden="0" w:name="footer"/>
     <w:lsdException w:unhideWhenUsed="0" w:uiPriority="0" w:semiHidden="0" w:name="index heading"/>
     <w:lsdException w:qFormat="1" w:uiPriority="0" w:name="caption"/>
     <w:lsdException w:unhideWhenUsed="0" w:uiPriority="0" w:semiHidden="0" w:name="table of figures"/>
@@ -3950,6 +3967,7 @@
   <w:style w:type="paragraph" w:styleId="3">
     <w:name w:val="footer"/>
     <w:basedOn w:val="1"/>
+    <w:qFormat/>
     <w:uiPriority w:val="0"/>
     <w:pPr>
       <w:tabs>
@@ -3966,6 +3984,7 @@
   <w:style w:type="paragraph" w:styleId="4">
     <w:name w:val="header"/>
     <w:basedOn w:val="1"/>
+    <w:qFormat/>
     <w:uiPriority w:val="0"/>
     <w:pPr>
       <w:pBdr>
